--- a/public/materialy/1L/10/Pro učitele/Offline záloha hodin 4-6.docx
+++ b/public/materialy/1L/10/Pro učitele/Offline záloha hodin 4-6.docx
@@ -296,7 +296,7 @@
           <w:color w:val="5C6965"/>
           <w:sz w:val="19"/>
         </w:rPr>
-        <w:t>04_promptova_dilna.txt, varianta A (Vysvětlení pojmu). Tři iterace téhož úkolu.</w:t>
+        <w:t>4. Promptová dílna.txt, varianta A (Vysvětlení pojmu). Tři iterace téhož úkolu.</w:t>
       </w:r>
     </w:p>
     <w:tbl>
@@ -659,7 +659,7 @@
           <w:color w:val="5C6965"/>
           <w:sz w:val="19"/>
         </w:rPr>
-        <w:t>05_zdrojovy_balicek_rekuperace.txt. Cílem je informační karta pouze z dodaného zdroje.</w:t>
+        <w:t>5. Zdrojový balíček - rekuperace.txt. Cílem je informační karta pouze z dodaného zdroje.</w:t>
       </w:r>
     </w:p>
     <w:tbl>
@@ -992,7 +992,7 @@
           <w:color w:val="5C6965"/>
           <w:sz w:val="19"/>
         </w:rPr>
-        <w:t>studenti porovnají vytištěné výstupy se soubory 05_vystup_k_oprave.txt a 05_vystupy_k_posouzeni.txt, označí PODLOŽENO / PŘEHNÁNO / VE ZDROJI NENÍ a vyplní anotovaný log. Tato hodina funguje offline téměř beze ztráty.</w:t>
+        <w:t>studenti porovnají vytištěné výstupy se soubory 5. Výstup k opravě.txt a 5. Výstupy k posouzení.txt, označí PODLOŽENO / PŘEHNÁNO / VE ZDROJI NENÍ a vyplní anotovaný log. Tato hodina funguje offline téměř beze ztráty.</w:t>
       </w:r>
     </w:p>
     <w:p>
@@ -1022,7 +1022,7 @@
           <w:color w:val="5C6965"/>
           <w:sz w:val="19"/>
         </w:rPr>
-        <w:t>06_zaverecna_vyzva.txt, varianta B (Studijní sada z fiktivního zdroje).</w:t>
+        <w:t>6. Závěrečná výzva.txt, varianta B (Studijní sada z fiktivního zdroje).</w:t>
       </w:r>
     </w:p>
     <w:tbl>

--- a/public/materialy/1L/10/Pro učitele/Offline záloha hodin 4-6.docx
+++ b/public/materialy/1L/10/Pro učitele/Offline záloha hodin 4-6.docx
@@ -91,7 +91,7 @@
                 <w:color w:val="17211E"/>
                 <w:sz w:val="20"/>
               </w:rPr>
-              <w:t>Hodiny 1–3 běží offline. Hodiny 4–6 stojí na živé službě, školním tenantu a funkčním přihlášení třiceti studentů. Tato záloha umožňuje odučit hodiny 4–6 i při výpadku služby, nedostupných licencích nebo nefunkčním přihlášení. Pořiďte ji jednou, vytiskněte a uložte k metodice.</w:t>
+              <w:t>Hodiny 1–3 běží offline. Hodiny 4–6 stojí na živé službě, školním tenantu a funkčním přihlášení třiceti studentů. Tato záloha umožňuje odučit hodiny 4–6 i při výpadku služby, nedostupných licencích nebo nefunkčním přihlášení. Pořiď ji jednou, vytiskni a ulož k metodice.</w:t>
             </w:r>
           </w:p>
         </w:tc>
@@ -146,7 +146,7 @@
           <w:color w:val="5C6965"/>
           <w:sz w:val="19"/>
         </w:rPr>
-        <w:t>Přihlaste se ke školnímu Copilotu na vlastním učitelském účtu.</w:t>
+        <w:t>Přihlas se ke školnímu Copilotu na vlastním učitelském účtu.</w:t>
       </w:r>
     </w:p>
     <w:p>
@@ -168,7 +168,7 @@
           <w:color w:val="5C6965"/>
           <w:sz w:val="19"/>
         </w:rPr>
-        <w:t>Postupně zadejte prompty uvedené níže — jsou to přesně ta zadání, která dostanou studenti.</w:t>
+        <w:t>Postupně zadej prompty uvedené níže — jsou to přesně ta zadání, která dostanou studenti.</w:t>
       </w:r>
     </w:p>
     <w:p>
@@ -190,7 +190,7 @@
           <w:color w:val="5C6965"/>
           <w:sz w:val="19"/>
         </w:rPr>
-        <w:t>Zkopírujte skutečné odpovědi do prázdných polí a dokument vytiskněte.</w:t>
+        <w:t>Zkopíruj skutečné odpovědi do prázdných polí a dokument vytiskni.</w:t>
       </w:r>
     </w:p>
     <w:p>
@@ -212,7 +212,7 @@
           <w:color w:val="5C6965"/>
           <w:sz w:val="19"/>
         </w:rPr>
-        <w:t>Poznamenejte datum pořízení. Odpovědi se v čase mění; jednou ročně zálohu obnovte.</w:t>
+        <w:t>Poznamenej datum pořízení. Odpovědi se v čase mění; jednou ročně zálohu obnov.</w:t>
       </w:r>
     </w:p>
     <w:tbl>
@@ -263,7 +263,7 @@
                 <w:color w:val="17211E"/>
                 <w:sz w:val="20"/>
               </w:rPr>
-              <w:t>Pořízené dvojice prompt–odpověď slouží zároveň jako doklad přenositelnosti. Zadejte tentýž prompt v jiném asistentovi a porovnejte; ověříte tím tvrzení, že postup nezávisí na konkrétním nástroji.</w:t>
+              <w:t>Pořízené dvojice prompt–odpověď slouží zároveň jako doklad přenositelnosti. Zadej tentýž prompt v jiném asistentovi a porovnej; ověříš tím tvrzení, že postup nezávisí na konkrétním nástroji.</w:t>
             </w:r>
           </w:p>
         </w:tc>
@@ -335,7 +335,7 @@
               <w:spacing w:after="0" w:line="247" w:lineRule="auto"/>
             </w:pPr>
             <w:r>
-              <w:t>Prompt (zadejte přesně takto)</w:t>
+              <w:t>Prompt (zadej přesně takto)</w:t>
             </w:r>
           </w:p>
         </w:tc>
@@ -361,7 +361,7 @@
               <w:spacing w:after="0" w:line="247" w:lineRule="auto"/>
             </w:pPr>
             <w:r>
-              <w:t>Skutečná odpověď — vlepte nebo nalepte výtisk</w:t>
+              <w:t>Skutečná odpověď — vlep nebo nalep výtisk</w:t>
             </w:r>
           </w:p>
         </w:tc>
@@ -629,7 +629,7 @@
           <w:color w:val="5C6965"/>
           <w:sz w:val="19"/>
         </w:rPr>
-        <w:t>promítněte nebo rozdejte dvojice a nechte studenty pracovat stejně jako obvykle — pojmenovat slabinu, navrhnout další iteraci a zdůvodnit, která změna měla největší vliv. Odpadá pouze psaní do nástroje, nikoli myšlenková práce.</w:t>
+        <w:t>promítni nebo rozdej dvojice a nech studenty pracovat stejně jako obvykle — pojmenovat slabinu, navrhnout další iteraci a zdůvodnit, která změna měla největší vliv. Odpadá pouze psaní do nástroje, nikoli myšlenková práce.</w:t>
       </w:r>
     </w:p>
     <w:p>
@@ -698,7 +698,7 @@
               <w:spacing w:after="0" w:line="247" w:lineRule="auto"/>
             </w:pPr>
             <w:r>
-              <w:t>Prompt (zadejte přesně takto)</w:t>
+              <w:t>Prompt (zadej přesně takto)</w:t>
             </w:r>
           </w:p>
         </w:tc>
@@ -724,7 +724,7 @@
               <w:spacing w:after="0" w:line="247" w:lineRule="auto"/>
             </w:pPr>
             <w:r>
-              <w:t>Skutečná odpověď — vlepte nebo nalepte výtisk</w:t>
+              <w:t>Skutečná odpověď — vlep nebo nalep výtisk</w:t>
             </w:r>
           </w:p>
         </w:tc>
@@ -1061,7 +1061,7 @@
               <w:spacing w:after="0" w:line="247" w:lineRule="auto"/>
             </w:pPr>
             <w:r>
-              <w:t>Prompt (zadejte přesně takto)</w:t>
+              <w:t>Prompt (zadej přesně takto)</w:t>
             </w:r>
           </w:p>
         </w:tc>
@@ -1087,7 +1087,7 @@
               <w:spacing w:after="0" w:line="247" w:lineRule="auto"/>
             </w:pPr>
             <w:r>
-              <w:t>Skutečná odpověď — vlepte nebo nalepte výtisk</w:t>
+              <w:t>Skutečná odpověď — vlep nebo nalep výtisk</w:t>
             </w:r>
           </w:p>
         </w:tc>
@@ -1278,7 +1278,7 @@
             <w:r>
               <w:t>Rizikový prompt a jeho bezpečné přeformulování</w:t>
               <w:br/>
-              <w:t>(ukázka pro hodnocení, nezadávejte reálné údaje).</w:t>
+              <w:t>(ukázka pro hodnocení, nezadávej reálné údaje).</w:t>
             </w:r>
           </w:p>
         </w:tc>
@@ -1383,7 +1383,7 @@
           <w:color w:val="5C6965"/>
           <w:sz w:val="19"/>
         </w:rPr>
-        <w:t>rubrika miniportfolia i testy A/B platí i v offline režimu. Hodnotí se výsledek, proces a reflexe — ne to, zda student stihl nástroj spustit. Pokud hodina proběhla ze zálohy, poznamenejte to do hodnocení; není to důvod ke snížení nároků.</w:t>
+        <w:t>rubrika miniportfolia i testy A/B platí i v offline režimu. Hodnotí se výsledek, proces a reflexe — ne to, zda student stihl nástroj spustit. Pokud hodina proběhla ze zálohy, poznamenej to do hodnocení; není to důvod ke snížení nároků.</w:t>
       </w:r>
     </w:p>
     <w:p>
